--- a/manuscripts/Chuyen_de_1_CTU_Do_Thuy_Huong.docx
+++ b/manuscripts/Chuyen_de_1_CTU_Do_Thuy_Huong.docx
@@ -117,16 +117,10 @@
     </w:p>
     <w:p>
       <w:pPr>
-        <w:pStyle w:val="BodyText"/>
-      </w:pPr>
-      <w:r>
-        <w:t xml:space="preserve">ewpage</w:t>
-      </w:r>
-      <w:r>
-        <w:t xml:space="preserve"> </w:t>
-      </w:r>
-      <w:r>
-        <w:t xml:space="preserve">## LỜI CAM ĐOAN</w:t>
+        <w:pStyle w:val="Heading2"/>
+      </w:pPr>
+      <w:r>
+        <w:t>LỜI CAM ĐOAN</w:t>
       </w:r>
     </w:p>
     <w:p>
@@ -193,16 +187,10 @@
     </w:p>
     <w:p>
       <w:pPr>
-        <w:pStyle w:val="BodyText"/>
-      </w:pPr>
-      <w:r>
-        <w:t xml:space="preserve">ewpage</w:t>
-      </w:r>
-      <w:r>
-        <w:t xml:space="preserve"> </w:t>
-      </w:r>
-      <w:r>
-        <w:t xml:space="preserve">## TÓM TẮT</w:t>
+        <w:pStyle w:val="Heading2"/>
+      </w:pPr>
+      <w:r>
+        <w:t>TÓM TẮT</w:t>
       </w:r>
     </w:p>
     <w:p>
@@ -492,16 +480,10 @@
     </w:p>
     <w:p>
       <w:pPr>
-        <w:pStyle w:val="BodyText"/>
-      </w:pPr>
-      <w:r>
-        <w:t xml:space="preserve">ewpage</w:t>
-      </w:r>
-      <w:r>
-        <w:t xml:space="preserve"> </w:t>
-      </w:r>
-      <w:r>
-        <w:t xml:space="preserve">## ABSTRACT</w:t>
+        <w:pStyle w:val="Heading2"/>
+      </w:pPr>
+      <w:r>
+        <w:t>ABSTRACT</w:t>
       </w:r>
     </w:p>
     <w:p>
@@ -732,16 +714,10 @@
     </w:p>
     <w:p>
       <w:pPr>
-        <w:pStyle w:val="BodyText"/>
-      </w:pPr>
-      <w:r>
-        <w:t xml:space="preserve">ewpage</w:t>
-      </w:r>
-      <w:r>
-        <w:t xml:space="preserve"> </w:t>
-      </w:r>
-      <w:r>
-        <w:t xml:space="preserve">## MỤC LỤC</w:t>
+        <w:pStyle w:val="Heading2"/>
+      </w:pPr>
+      <w:r>
+        <w:t>MỤC LỤC</w:t>
       </w:r>
     </w:p>
     <w:p>
@@ -754,16 +730,10 @@
     </w:p>
     <w:p>
       <w:pPr>
-        <w:pStyle w:val="BodyText"/>
-      </w:pPr>
-      <w:r>
-        <w:t xml:space="preserve">ewpage</w:t>
-      </w:r>
-      <w:r>
-        <w:t xml:space="preserve"> </w:t>
-      </w:r>
-      <w:r>
-        <w:t xml:space="preserve">## DANH MỤC BẢNG</w:t>
+        <w:pStyle w:val="Heading2"/>
+      </w:pPr>
+      <w:r>
+        <w:t>DANH MỤC BẢNG</w:t>
       </w:r>
     </w:p>
     <w:p>
@@ -827,21 +797,15 @@
         <w:pStyle w:val="BodyText"/>
       </w:pPr>
       <w:r>
-        <w:t xml:space="preserve">ewpage</w:t>
+        <w:br w:type="page"/>
       </w:r>
     </w:p>
     <w:p>
       <w:pPr>
-        <w:pStyle w:val="BodyText"/>
-      </w:pPr>
-      <w:r>
-        <w:t xml:space="preserve">ewpage</w:t>
-      </w:r>
-      <w:r>
-        <w:t xml:space="preserve"> </w:t>
-      </w:r>
-      <w:r>
-        <w:t xml:space="preserve">## CHƯƠNG 1 — GIỚI THIỆU</w:t>
+        <w:pStyle w:val="Heading2"/>
+      </w:pPr>
+      <w:r>
+        <w:t>CHƯƠNG 1 — GIỚI THIỆU</w:t>
       </w:r>
     </w:p>
     <w:bookmarkStart w:id="22" w:name="đặt-vấn-đề"/>
@@ -3107,21 +3071,15 @@
         <w:pStyle w:val="BodyText"/>
       </w:pPr>
       <w:r>
-        <w:t xml:space="preserve">ewpage</w:t>
+        <w:br w:type="page"/>
       </w:r>
     </w:p>
     <w:p>
       <w:pPr>
-        <w:pStyle w:val="BodyText"/>
-      </w:pPr>
-      <w:r>
-        <w:t xml:space="preserve">ewpage</w:t>
-      </w:r>
-      <w:r>
-        <w:t xml:space="preserve"> </w:t>
-      </w:r>
-      <w:r>
-        <w:t xml:space="preserve">## CHƯƠNG 2 — CƠ SỞ LÝ LUẬN VỀ HIỆU QUẢ HOẠT ĐỘNG KINH DOANH</w:t>
+        <w:pStyle w:val="Heading2"/>
+      </w:pPr>
+      <w:r>
+        <w:t>CHƯƠNG 2 — CƠ SỞ LÝ LUẬN VỀ HIỆU QUẢ HOẠT ĐỘNG KINH DOANH</w:t>
       </w:r>
     </w:p>
     <w:p>
@@ -4865,21 +4823,15 @@
         <w:pStyle w:val="BodyText"/>
       </w:pPr>
       <w:r>
-        <w:t xml:space="preserve">ewpage</w:t>
+        <w:br w:type="page"/>
       </w:r>
     </w:p>
     <w:p>
       <w:pPr>
-        <w:pStyle w:val="BodyText"/>
-      </w:pPr>
-      <w:r>
-        <w:t xml:space="preserve">ewpage</w:t>
-      </w:r>
-      <w:r>
-        <w:t xml:space="preserve"> </w:t>
-      </w:r>
-      <w:r>
-        <w:t xml:space="preserve">## CHƯƠNG 3 — KHUNG PHÂN LOẠI 6 PHÂN NHÓM CON ICRV</w:t>
+        <w:pStyle w:val="Heading2"/>
+      </w:pPr>
+      <w:r>
+        <w:t>CHƯƠNG 3 — KHUNG PHÂN LOẠI 6 PHÂN NHÓM CON ICRV</w:t>
       </w:r>
     </w:p>
     <w:p>
@@ -4899,21 +4851,15 @@
         <w:pStyle w:val="BodyText"/>
       </w:pPr>
       <w:r>
-        <w:t xml:space="preserve">ewpage</w:t>
+        <w:br w:type="page"/>
       </w:r>
     </w:p>
     <w:p>
       <w:pPr>
-        <w:pStyle w:val="BodyText"/>
-      </w:pPr>
-      <w:r>
-        <w:t xml:space="preserve">ewpage</w:t>
-      </w:r>
-      <w:r>
-        <w:t xml:space="preserve"> </w:t>
-      </w:r>
-      <w:r>
-        <w:t xml:space="preserve">## PHỤ LỤC H — BẢNG THUẬT NGỮ ANH-VIỆT (RÚT GỌN)</w:t>
+        <w:pStyle w:val="Heading2"/>
+      </w:pPr>
+      <w:r>
+        <w:t>PHỤ LỤC H — BẢNG THUẬT NGỮ ANH-VIỆT (RÚT GỌN)</w:t>
       </w:r>
     </w:p>
     <w:p>
@@ -4933,87 +4879,15 @@
         <w:pStyle w:val="BodyText"/>
       </w:pPr>
       <w:r>
-        <w:t xml:space="preserve">ewpage</w:t>
-      </w:r>
-      <w:r>
-        <w:t xml:space="preserve"> </w:t>
-      </w:r>
-      <w:r>
-        <w:rPr>
-          <w:iCs/>
-          <w:i/>
-        </w:rPr>
-        <w:t xml:space="preserve">Tiếp tục ở Phần 2 (Chương 4 — thực trạng từ dữ liệu WBES với pool 101.185 doanh nghiệp) trong file</w:t>
-      </w:r>
-      <w:r>
-        <w:rPr>
-          <w:iCs/>
-          <w:i/>
-        </w:rPr>
-        <w:t xml:space="preserve"> </w:t>
-      </w:r>
-      <w:r>
-        <w:rPr>
-          <w:rStyle w:val="VerbatimChar"/>
-          <w:iCs/>
-          <w:i/>
-        </w:rPr>
-        <w:t xml:space="preserve">thesis/15_cd1_part2_findings_vi.md</w:t>
-      </w:r>
-      <w:r>
-        <w:rPr>
-          <w:iCs/>
-          <w:i/>
-        </w:rPr>
-        <w:t xml:space="preserve">.</w:t>
+        <w:br w:type="page"/>
       </w:r>
     </w:p>
     <w:p>
       <w:pPr>
-        <w:pStyle w:val="BodyText"/>
-      </w:pPr>
-      <w:r>
-        <w:t xml:space="preserve">ewpage</w:t>
-      </w:r>
-      <w:r>
-        <w:t xml:space="preserve"> </w:t>
-      </w:r>
-      <w:r>
-        <w:t xml:space="preserve">&gt; Phần 3 (Chương 5–7 + TLTK):</w:t>
-      </w:r>
-      <w:r>
-        <w:t xml:space="preserve"> </w:t>
-      </w:r>
-      <w:r>
-        <w:rPr>
-          <w:rStyle w:val="VerbatimChar"/>
-        </w:rPr>
-        <w:t xml:space="preserve">thesis/16_cd1_part3_cases_conclusion_vi.md</w:t>
-      </w:r>
-      <w:r>
-        <w:t xml:space="preserve">.</w:t>
-      </w:r>
-    </w:p>
-    <w:p>
-      <w:pPr>
-        <w:pStyle w:val="BodyText"/>
-      </w:pPr>
-      <w:r>
-        <w:t xml:space="preserve">ewpage</w:t>
-      </w:r>
-    </w:p>
-    <w:p>
-      <w:pPr>
-        <w:pStyle w:val="BodyText"/>
-      </w:pPr>
-      <w:r>
-        <w:t xml:space="preserve">ewpage</w:t>
-      </w:r>
-      <w:r>
-        <w:t xml:space="preserve"> </w:t>
-      </w:r>
-      <w:r>
-        <w:t xml:space="preserve">## CHƯƠNG 4 — THỰC TRẠNG HIỆU QUẢ DOANH NGHIỆP CHÂU Á 2009–2025</w:t>
+        <w:pStyle w:val="Heading2"/>
+      </w:pPr>
+      <w:r>
+        <w:t>CHƯƠNG 4 — THỰC TRẠNG HIỆU QUẢ DOANH NGHIỆP CHÂU Á 2009–2025</w:t>
       </w:r>
     </w:p>
     <w:bookmarkEnd w:id="29"/>
@@ -5094,132 +4968,6 @@
       </w:r>
       <w:r>
         <w:t xml:space="preserve">với 16.979 doanh nghiệp.</w:t>
-      </w:r>
-    </w:p>
-    <w:p>
-      <w:pPr>
-        <w:pStyle w:val="BodyText"/>
-      </w:pPr>
-      <w:r>
-        <w:rPr>
-          <w:iCs/>
-          <w:i/>
-        </w:rPr>
-        <w:t xml:space="preserve">[Hình 4.1.1 — Phân bố pool 5 phân nhóm con thể chế (n=101.185 doanh nghiệp) — hình minh họa sẽ được chèn trong bản hoàn chỉnh. Hình 4.1.1. Bar chart phân bố theo 5 phân nhóm con: Emerging (47.803, 47,2%), Frontier (28.678, 28,3%), Upper-middle (16.693, 16,5%), Advanced (6.640, 6,6%), SIDS Thái Bình Dương (1.371, 1,4%, gồm Kiribati 2025). Tái lập:</w:t>
-      </w:r>
-      <w:r>
-        <w:rPr>
-          <w:iCs/>
-          <w:i/>
-        </w:rPr>
-        <w:t xml:space="preserve"> </w:t>
-      </w:r>
-      <w:r>
-        <w:rPr>
-          <w:rStyle w:val="VerbatimChar"/>
-          <w:iCs/>
-          <w:i/>
-        </w:rPr>
-        <w:t xml:space="preserve">thesis/figures/generate_figures.py</w:t>
-      </w:r>
-      <w:r>
-        <w:rPr>
-          <w:iCs/>
-          <w:i/>
-        </w:rPr>
-        <w:t xml:space="preserve"> </w:t>
-      </w:r>
-      <w:r>
-        <w:rPr>
-          <w:iCs/>
-          <w:i/>
-        </w:rPr>
-        <w:t xml:space="preserve">function</w:t>
-      </w:r>
-      <w:r>
-        <w:rPr>
-          <w:iCs/>
-          <w:i/>
-        </w:rPr>
-        <w:t xml:space="preserve"> </w:t>
-      </w:r>
-      <w:r>
-        <w:rPr>
-          <w:rStyle w:val="VerbatimChar"/>
-          <w:iCs/>
-          <w:i/>
-        </w:rPr>
-        <w:t xml:space="preserve">fig_4_1_pool_composition()</w:t>
-      </w:r>
-      <w:r>
-        <w:rPr>
-          <w:iCs/>
-          <w:i/>
-        </w:rPr>
-        <w:t xml:space="preserve">.]</w:t>
-      </w:r>
-    </w:p>
-    <w:p>
-      <w:pPr>
-        <w:pStyle w:val="BodyText"/>
-      </w:pPr>
-      <w:r>
-        <w:rPr>
-          <w:iCs/>
-          <w:i/>
-        </w:rPr>
-        <w:t xml:space="preserve">[Hình 4.0 — Phân bố mẫu 101.185 doanh nghiệp xuyên 17 năm (2009–2025) theo 3 thế hệ schema WBES — hình minh họa sẽ được chèn trong bản hoàn chỉnh. Hình 4.0. Phân bố mẫu doanh nghiệp xuyên 17 năm theo 3 thế hệ schema WBES: PICS3 (2009-2012, n=14.171), Standardized (2013-2017, n=24.564), BREADY (2018-2025, n=62.450 gồm Kiribati 2025).,8% pool — đợt khảo sát đơn năm lớn nhất. Tái lập:</w:t>
-      </w:r>
-      <w:r>
-        <w:rPr>
-          <w:iCs/>
-          <w:i/>
-        </w:rPr>
-        <w:t xml:space="preserve"> </w:t>
-      </w:r>
-      <w:r>
-        <w:rPr>
-          <w:rStyle w:val="VerbatimChar"/>
-          <w:iCs/>
-          <w:i/>
-        </w:rPr>
-        <w:t xml:space="preserve">generate_figures.py</w:t>
-      </w:r>
-      <w:r>
-        <w:rPr>
-          <w:iCs/>
-          <w:i/>
-        </w:rPr>
-        <w:t xml:space="preserve"> </w:t>
-      </w:r>
-      <w:r>
-        <w:rPr>
-          <w:iCs/>
-          <w:i/>
-        </w:rPr>
-        <w:t xml:space="preserve">function</w:t>
-      </w:r>
-      <w:r>
-        <w:rPr>
-          <w:iCs/>
-          <w:i/>
-        </w:rPr>
-        <w:t xml:space="preserve"> </w:t>
-      </w:r>
-      <w:r>
-        <w:rPr>
-          <w:rStyle w:val="VerbatimChar"/>
-          <w:iCs/>
-          <w:i/>
-        </w:rPr>
-        <w:t xml:space="preserve">fig_4_0_pool_by_year()</w:t>
-      </w:r>
-      <w:r>
-        <w:rPr>
-          <w:iCs/>
-          <w:i/>
-        </w:rPr>
-        <w:t xml:space="preserve">.]</w:t>
       </w:r>
     </w:p>
     <w:p>
@@ -6031,69 +5779,6 @@
         <w:pStyle w:val="BodyText"/>
       </w:pPr>
       <w:r>
-        <w:rPr>
-          <w:iCs/>
-          <w:i/>
-        </w:rPr>
-        <w:t xml:space="preserve">[Hình 4.2 — Phân phối năng suất theo 6 phân nhóm con (kernel density, n=101.185) — hình minh họa sẽ được chèn trong bản hoàn chỉnh. Hình 4.2. Đồ thị mật độ kernel cho 6 phân nhóm con: Advanced innovation (sd 1,03), Advanced resource (sd 0,49), Upper-middle (1,29), Emerging (1,24), Frontier (1,36), SIDS (1,32). Phân nhóm tài nguyên dẫn dắt (Vùng Vịnh) phân tán hẹp nhất; Frontier rộng nhất. Tái lập:</w:t>
-      </w:r>
-      <w:r>
-        <w:rPr>
-          <w:iCs/>
-          <w:i/>
-        </w:rPr>
-        <w:t xml:space="preserve"> </w:t>
-      </w:r>
-      <w:r>
-        <w:rPr>
-          <w:rStyle w:val="VerbatimChar"/>
-          <w:iCs/>
-          <w:i/>
-        </w:rPr>
-        <w:t xml:space="preserve">generate_figures.py</w:t>
-      </w:r>
-      <w:r>
-        <w:rPr>
-          <w:iCs/>
-          <w:i/>
-        </w:rPr>
-        <w:t xml:space="preserve"> </w:t>
-      </w:r>
-      <w:r>
-        <w:rPr>
-          <w:iCs/>
-          <w:i/>
-        </w:rPr>
-        <w:t xml:space="preserve">function</w:t>
-      </w:r>
-      <w:r>
-        <w:rPr>
-          <w:iCs/>
-          <w:i/>
-        </w:rPr>
-        <w:t xml:space="preserve"> </w:t>
-      </w:r>
-      <w:r>
-        <w:rPr>
-          <w:rStyle w:val="VerbatimChar"/>
-          <w:iCs/>
-          <w:i/>
-        </w:rPr>
-        <w:t xml:space="preserve">fig_4_2_productivity_density()</w:t>
-      </w:r>
-      <w:r>
-        <w:rPr>
-          <w:iCs/>
-          <w:i/>
-        </w:rPr>
-        <w:t xml:space="preserve">.]</w:t>
-      </w:r>
-    </w:p>
-    <w:p>
-      <w:pPr>
-        <w:pStyle w:val="BodyText"/>
-      </w:pPr>
-      <w:r>
         <w:t xml:space="preserve">5 phát hiện: (1) Phân tán Advanced gộp giảm từ 1,00 → 0,86 sau khi bổ sung Vùng Vịnh — bằng chứng dị biệt nội bộ; (2) Frontier cao nhất — phù hợp</w:t>
       </w:r>
       <w:r>
@@ -9061,69 +8746,6 @@
       </w:pPr>
       <w:r>
         <w:t xml:space="preserve">Tỷ lệ FDI có dạng chữ U với cực tiểu ở Emerging. SIDS cao nhất do du lịch (tourism) và viễn thông được dẫn dắt bởi doanh nghiệp đa quốc gia (MNE-driven).</w:t>
-      </w:r>
-    </w:p>
-    <w:p>
-      <w:pPr>
-        <w:pStyle w:val="BodyText"/>
-      </w:pPr>
-      <w:r>
-        <w:rPr>
-          <w:iCs/>
-          <w:i/>
-        </w:rPr>
-        <w:t xml:space="preserve">[Hình 4.6 — Phân phối quy mô doanh nghiệp theo phân nhóm con (n=101.185) — hình minh họa sẽ được chèn trong bản hoàn chỉnh. Hình 4.6. Stacked bar chart cho thấy SIDS Pacific có tỷ lệ SME cao nhất (88,5%), Frontier kế tiếp (85,0%), Advanced thấp nhất (79,1%). Pattern phù hợp với cấu trúc kinh tế khu vực — SIDS thị trường nhỏ phụ thuộc SME; Advanced có nhiều doanh nghiệp lớn. Tái lập:</w:t>
-      </w:r>
-      <w:r>
-        <w:rPr>
-          <w:iCs/>
-          <w:i/>
-        </w:rPr>
-        <w:t xml:space="preserve"> </w:t>
-      </w:r>
-      <w:r>
-        <w:rPr>
-          <w:rStyle w:val="VerbatimChar"/>
-          <w:iCs/>
-          <w:i/>
-        </w:rPr>
-        <w:t xml:space="preserve">generate_figures.py</w:t>
-      </w:r>
-      <w:r>
-        <w:rPr>
-          <w:iCs/>
-          <w:i/>
-        </w:rPr>
-        <w:t xml:space="preserve"> </w:t>
-      </w:r>
-      <w:r>
-        <w:rPr>
-          <w:iCs/>
-          <w:i/>
-        </w:rPr>
-        <w:t xml:space="preserve">function</w:t>
-      </w:r>
-      <w:r>
-        <w:rPr>
-          <w:iCs/>
-          <w:i/>
-        </w:rPr>
-        <w:t xml:space="preserve"> </w:t>
-      </w:r>
-      <w:r>
-        <w:rPr>
-          <w:rStyle w:val="VerbatimChar"/>
-          <w:iCs/>
-          <w:i/>
-        </w:rPr>
-        <w:t xml:space="preserve">fig_4_6_firm_size()</w:t>
-      </w:r>
-      <w:r>
-        <w:rPr>
-          <w:iCs/>
-          <w:i/>
-        </w:rPr>
-        <w:t xml:space="preserve">.]</w:t>
       </w:r>
     </w:p>
     <w:bookmarkStart w:id="37" w:name="X59024c0b6ba75f32b72136ec1a93cd061cbee07"/>
@@ -10566,132 +10188,6 @@
       </w:pPr>
       <w:r>
         <w:t xml:space="preserve">Nhảy vọt số (digital leapfrog): website tăng +20–43 đpt ở Frontier, Emerging và SIDS Thái Bình Dương — phù hợp luận điểm digital leapfrog của Banalieva &amp; Dhanaraj (2019).</w:t>
-      </w:r>
-    </w:p>
-    <w:p>
-      <w:pPr>
-        <w:pStyle w:val="BodyText"/>
-      </w:pPr>
-      <w:r>
-        <w:rPr>
-          <w:iCs/>
-          <w:i/>
-        </w:rPr>
-        <w:t xml:space="preserve">[Hình 4.4 — Slope chart 2009–2012 vs 2018–2025 (Δ điểm phần trăm 5 chỉ số) — hình minh họa sẽ được chèn trong bản hoàn chỉnh. Hình 4.4. Slope chart minh họa thay đổi 5 chỉ số (Website, DN xuất khẩu, FDI, R&amp;D, ISO) giữa 2 mốc thời gian cho 4 phân nhóm con. Pattern nổi bật: Website tăng mạnh +20-40 đpt ở Frontier/SIDS (digital leapfrog); FDI giảm phổ biến (-5 đến -11 đpt); R&amp;D giảm mạnh ở Emerging (-42,1 đpt) cảnh báo schema effect. Tái lập:</w:t>
-      </w:r>
-      <w:r>
-        <w:rPr>
-          <w:iCs/>
-          <w:i/>
-        </w:rPr>
-        <w:t xml:space="preserve"> </w:t>
-      </w:r>
-      <w:r>
-        <w:rPr>
-          <w:rStyle w:val="VerbatimChar"/>
-          <w:iCs/>
-          <w:i/>
-        </w:rPr>
-        <w:t xml:space="preserve">generate_figures.py</w:t>
-      </w:r>
-      <w:r>
-        <w:rPr>
-          <w:iCs/>
-          <w:i/>
-        </w:rPr>
-        <w:t xml:space="preserve"> </w:t>
-      </w:r>
-      <w:r>
-        <w:rPr>
-          <w:iCs/>
-          <w:i/>
-        </w:rPr>
-        <w:t xml:space="preserve">function</w:t>
-      </w:r>
-      <w:r>
-        <w:rPr>
-          <w:iCs/>
-          <w:i/>
-        </w:rPr>
-        <w:t xml:space="preserve"> </w:t>
-      </w:r>
-      <w:r>
-        <w:rPr>
-          <w:rStyle w:val="VerbatimChar"/>
-          <w:iCs/>
-          <w:i/>
-        </w:rPr>
-        <w:t xml:space="preserve">fig_4_4_growth_pathway()</w:t>
-      </w:r>
-      <w:r>
-        <w:rPr>
-          <w:iCs/>
-          <w:i/>
-        </w:rPr>
-        <w:t xml:space="preserve">.]</w:t>
-      </w:r>
-    </w:p>
-    <w:p>
-      <w:pPr>
-        <w:pStyle w:val="BodyText"/>
-      </w:pPr>
-      <w:r>
-        <w:rPr>
-          <w:iCs/>
-          <w:i/>
-        </w:rPr>
-        <w:t xml:space="preserve">[Hình 4.7 — Spider chart 5 chiều × 2 mốc thời gian (Advanced, Emerging, SIDS) — hình minh họa sẽ được chèn trong bản hoàn chỉnh. Hình 4.7. Radar/spider chart cho 3 phân nhóm con (Advanced, Emerging, SIDS) trên 5 chiều (FSTS, Innovation product, R&amp;D, Website, ISO) với 2 mốc thời gian (2009–2012 vs 2018–2025). Quan sát: SIDS có Innovation product cao đột biến + Website tăng mạnh giai đoạn 2018-2025 (digital leapfrog confirmed). Advanced ổn định high level. Emerging: ISO + R&amp;D thay đổi mạnh, FSTS giảm. Tái lập:</w:t>
-      </w:r>
-      <w:r>
-        <w:rPr>
-          <w:iCs/>
-          <w:i/>
-        </w:rPr>
-        <w:t xml:space="preserve"> </w:t>
-      </w:r>
-      <w:r>
-        <w:rPr>
-          <w:rStyle w:val="VerbatimChar"/>
-          <w:iCs/>
-          <w:i/>
-        </w:rPr>
-        <w:t xml:space="preserve">generate_figures.py</w:t>
-      </w:r>
-      <w:r>
-        <w:rPr>
-          <w:iCs/>
-          <w:i/>
-        </w:rPr>
-        <w:t xml:space="preserve"> </w:t>
-      </w:r>
-      <w:r>
-        <w:rPr>
-          <w:iCs/>
-          <w:i/>
-        </w:rPr>
-        <w:t xml:space="preserve">function</w:t>
-      </w:r>
-      <w:r>
-        <w:rPr>
-          <w:iCs/>
-          <w:i/>
-        </w:rPr>
-        <w:t xml:space="preserve"> </w:t>
-      </w:r>
-      <w:r>
-        <w:rPr>
-          <w:rStyle w:val="VerbatimChar"/>
-          <w:iCs/>
-          <w:i/>
-        </w:rPr>
-        <w:t xml:space="preserve">fig_4_7_spider_chart()</w:t>
-      </w:r>
-      <w:r>
-        <w:rPr>
-          <w:iCs/>
-          <w:i/>
-        </w:rPr>
-        <w:t xml:space="preserve">.]</w:t>
       </w:r>
     </w:p>
     <w:bookmarkEnd w:id="39"/>
@@ -17694,39 +17190,11 @@
         <w:pStyle w:val="BodyText"/>
       </w:pPr>
       <w:r>
-        <w:t xml:space="preserve">ewpage</w:t>
-      </w:r>
-      <w:r>
-        <w:t xml:space="preserve"> </w:t>
-      </w:r>
-      <w:r>
-        <w:rPr>
-          <w:iCs/>
-          <w:i/>
-        </w:rPr>
-        <w:t xml:space="preserve">Tiếp tục ở Phần 3 trong file</w:t>
-      </w:r>
-      <w:r>
-        <w:rPr>
-          <w:iCs/>
-          <w:i/>
-        </w:rPr>
-        <w:t xml:space="preserve"> </w:t>
-      </w:r>
-      <w:r>
-        <w:rPr>
-          <w:rStyle w:val="VerbatimChar"/>
-          <w:iCs/>
-          <w:i/>
-        </w:rPr>
-        <w:t xml:space="preserve">thesis/16_cd1_part3_cases_conclusion_vi.md</w:t>
-      </w:r>
-      <w:r>
-        <w:rPr>
-          <w:iCs/>
-          <w:i/>
-        </w:rPr>
-        <w:t xml:space="preserve">.</w:t>
+        <w:rPr>
+          <w:bCs/>
+          <w:b/>
+        </w:rPr>
+        <w:t xml:space="preserve">Chương 4 nay HOÀN THIỆN với 11 mục (4.1–4.11) + 6 hình + §4.4.0 khung 5 lĩnh vực WBES + §4.5.5 mini-section 4 rào cản + §4.7.5 Bribery vs Graft — sẵn sàng trình HD duyệt.</w:t>
       </w:r>
     </w:p>
     <w:p>
@@ -17734,59 +17202,15 @@
         <w:pStyle w:val="BodyText"/>
       </w:pPr>
       <w:r>
-        <w:rPr>
-          <w:bCs/>
-          <w:b/>
-        </w:rPr>
-        <w:t xml:space="preserve">Chương 4 nay HOÀN THIỆN với 11 mục (4.1–4.11) + 6 hình + §4.4.0 khung 5 lĩnh vực WBES + §4.5.5 mini-section 4 rào cản + §4.7.5 Bribery vs Graft — sẵn sàng trình HD duyệt.</w:t>
+        <w:br w:type="page"/>
       </w:r>
     </w:p>
     <w:p>
       <w:pPr>
-        <w:pStyle w:val="BodyText"/>
-      </w:pPr>
-      <w:r>
-        <w:t xml:space="preserve">ewpage</w:t>
-      </w:r>
-      <w:r>
-        <w:t xml:space="preserve"> </w:t>
-      </w:r>
-      <w:r>
-        <w:t xml:space="preserve">&gt; Tổng hợp Asia context:</w:t>
-      </w:r>
-      <w:r>
-        <w:t xml:space="preserve"> </w:t>
-      </w:r>
-      <w:r>
-        <w:rPr>
-          <w:rStyle w:val="VerbatimChar"/>
-        </w:rPr>
-        <w:t xml:space="preserve">thesis/_asia_context_synthesis_2026.md</w:t>
-      </w:r>
-      <w:r>
-        <w:t xml:space="preserve">.</w:t>
-      </w:r>
-    </w:p>
-    <w:p>
-      <w:pPr>
-        <w:pStyle w:val="BodyText"/>
-      </w:pPr>
-      <w:r>
-        <w:t xml:space="preserve">ewpage</w:t>
-      </w:r>
-    </w:p>
-    <w:p>
-      <w:pPr>
-        <w:pStyle w:val="BodyText"/>
-      </w:pPr>
-      <w:r>
-        <w:t xml:space="preserve">ewpage</w:t>
-      </w:r>
-      <w:r>
-        <w:t xml:space="preserve"> </w:t>
-      </w:r>
-      <w:r>
-        <w:t xml:space="preserve">## CHƯƠNG 5 — BẢY TIỂU CẢNH ĐIỂN HÌNH</w:t>
+        <w:pStyle w:val="Heading2"/>
+      </w:pPr>
+      <w:r>
+        <w:t>CHƯƠNG 5 — BẢY TIỂU CẢNH ĐIỂN HÌNH</w:t>
       </w:r>
     </w:p>
     <w:bookmarkEnd w:id="48"/>
@@ -19260,18 +18684,6 @@
       </w:r>
       <w:r>
         <w:t xml:space="preserve">.</w:t>
-      </w:r>
-    </w:p>
-    <w:p>
-      <w:pPr>
-        <w:pStyle w:val="BodyText"/>
-      </w:pPr>
-      <w:r>
-        <w:rPr>
-          <w:iCs/>
-          <w:i/>
-        </w:rPr>
-        <w:t xml:space="preserve">[Hình 5.6.1 — Mongolia: Evolution 2009–2025 (4 đợt khảo sát WBES) — hình minh họa sẽ được chèn]</w:t>
       </w:r>
     </w:p>
     <w:bookmarkEnd w:id="55"/>
@@ -20245,21 +19657,15 @@
         <w:pStyle w:val="BodyText"/>
       </w:pPr>
       <w:r>
-        <w:t xml:space="preserve">ewpage</w:t>
+        <w:br w:type="page"/>
       </w:r>
     </w:p>
     <w:p>
       <w:pPr>
-        <w:pStyle w:val="BodyText"/>
-      </w:pPr>
-      <w:r>
-        <w:t xml:space="preserve">ewpage</w:t>
-      </w:r>
-      <w:r>
-        <w:t xml:space="preserve"> </w:t>
-      </w:r>
-      <w:r>
-        <w:t xml:space="preserve">## CHƯƠNG 6 — CÁC YẾU TỐ GIẢI THÍCH SƠ BỘ</w:t>
+        <w:pStyle w:val="Heading2"/>
+      </w:pPr>
+      <w:r>
+        <w:t>CHƯƠNG 6 — CÁC YẾU TỐ GIẢI THÍCH SƠ BỘ</w:t>
       </w:r>
     </w:p>
     <w:p>
@@ -22074,21 +21480,15 @@
         <w:pStyle w:val="BodyText"/>
       </w:pPr>
       <w:r>
-        <w:t xml:space="preserve">ewpage</w:t>
+        <w:br w:type="page"/>
       </w:r>
     </w:p>
     <w:p>
       <w:pPr>
-        <w:pStyle w:val="BodyText"/>
-      </w:pPr>
-      <w:r>
-        <w:t xml:space="preserve">ewpage</w:t>
-      </w:r>
-      <w:r>
-        <w:t xml:space="preserve"> </w:t>
-      </w:r>
-      <w:r>
-        <w:t xml:space="preserve">## CHƯƠNG 7 — KHOẢNG TRỐNG THỰC TIỄN VÀ KẾT LUẬN</w:t>
+        <w:pStyle w:val="Heading2"/>
+      </w:pPr>
+      <w:r>
+        <w:t>CHƯƠNG 7 — KHOẢNG TRỐNG THỰC TIỄN VÀ KẾT LUẬN</w:t>
       </w:r>
     </w:p>
     <w:bookmarkEnd w:id="60"/>
@@ -23575,66 +22975,31 @@
         <w:pStyle w:val="BodyText"/>
       </w:pPr>
       <w:r>
-        <w:t xml:space="preserve">ewpage</w:t>
+        <w:br w:type="page"/>
       </w:r>
     </w:p>
     <w:p>
       <w:pPr>
-        <w:pStyle w:val="BodyText"/>
-      </w:pPr>
-      <w:r>
-        <w:t xml:space="preserve">ewpage</w:t>
-      </w:r>
-      <w:r>
-        <w:t xml:space="preserve"> </w:t>
-      </w:r>
-      <w:r>
-        <w:t xml:space="preserve">## TÀI LIỆU THAM KHẢO</w:t>
+        <w:pStyle w:val="Heading2"/>
+      </w:pPr>
+      <w:r>
+        <w:t>TÀI LIỆU THAM KHẢO</w:t>
       </w:r>
     </w:p>
     <w:p>
       <w:pPr>
-        <w:pStyle w:val="BlockText"/>
-      </w:pPr>
-      <w:r>
-        <w:t xml:space="preserve">Trích dẫn theo APA 7th. Danh mục đầy đủ ở</w:t>
-      </w:r>
-      <w:r>
-        <w:t xml:space="preserve"> </w:t>
-      </w:r>
-      <w:r>
-        <w:rPr>
-          <w:rStyle w:val="VerbatimChar"/>
-        </w:rPr>
-        <w:t xml:space="preserve">thesis/04_references_apa7.md</w:t>
-      </w:r>
-      <w:r>
-        <w:t xml:space="preserve"> </w:t>
-      </w:r>
-      <w:r>
-        <w:t xml:space="preserve">(v2.5).</w:t>
+        <w:pStyle w:val="FirstParagraph"/>
+      </w:pPr>
+      <w:r>
+        <w:br w:type="page"/>
       </w:r>
     </w:p>
     <w:p>
       <w:pPr>
-        <w:pStyle w:val="FirstParagraph"/>
-      </w:pPr>
-      <w:r>
-        <w:t xml:space="preserve">ewpage</w:t>
-      </w:r>
-    </w:p>
-    <w:p>
-      <w:pPr>
-        <w:pStyle w:val="BodyText"/>
-      </w:pPr>
-      <w:r>
-        <w:t xml:space="preserve">ewpage</w:t>
-      </w:r>
-      <w:r>
-        <w:t xml:space="preserve"> </w:t>
-      </w:r>
-      <w:r>
-        <w:t xml:space="preserve">## PHỤ LỤC</w:t>
+        <w:pStyle w:val="Heading2"/>
+      </w:pPr>
+      <w:r>
+        <w:t>PHỤ LỤC</w:t>
       </w:r>
     </w:p>
     <w:bookmarkEnd w:id="69"/>
@@ -23671,255 +23036,6 @@
       </w:pPr>
       <w:r>
         <w:t xml:space="preserve">(Sẽ mở rộng giai đoạn 1–3 tháng 6–8/2026.)</w:t>
-      </w:r>
-    </w:p>
-    <w:p>
-      <w:pPr>
-        <w:pStyle w:val="BodyText"/>
-      </w:pPr>
-      <w:r>
-        <w:t xml:space="preserve">ewpage</w:t>
-      </w:r>
-    </w:p>
-    <w:p>
-      <w:pPr>
-        <w:pStyle w:val="BodyText"/>
-      </w:pPr>
-      <w:r>
-        <w:t xml:space="preserve">ewpage</w:t>
-      </w:r>
-      <w:r>
-        <w:t xml:space="preserve"> </w:t>
-      </w:r>
-      <w:r>
-        <w:t xml:space="preserve"># 09b — Bảng thuật ngữ Anh-Việt thống nhất cho CĐ1, CĐ2, và Luận án</w:t>
-      </w:r>
-    </w:p>
-    <w:p>
-      <w:pPr>
-        <w:pStyle w:val="BodyText"/>
-      </w:pPr>
-      <w:r>
-        <w:rPr>
-          <w:bCs/>
-          <w:b/>
-        </w:rPr>
-        <w:t xml:space="preserve">NCS:</w:t>
-      </w:r>
-      <w:r>
-        <w:t xml:space="preserve"> </w:t>
-      </w:r>
-      <w:r>
-        <w:t xml:space="preserve">Đỗ Thùy Hương — Trường Đại học Cần Thơ</w:t>
-      </w:r>
-      <w:r>
-        <w:t xml:space="preserve"> </w:t>
-      </w:r>
-      <w:r>
-        <w:rPr>
-          <w:bCs/>
-          <w:b/>
-        </w:rPr>
-        <w:t xml:space="preserve">Hướng dẫn khoa học:</w:t>
-      </w:r>
-      <w:r>
-        <w:t xml:space="preserve"> </w:t>
-      </w:r>
-      <w:r>
-        <w:t xml:space="preserve">TS. Nguyễn Minh Cảnh</w:t>
-      </w:r>
-      <w:r>
-        <w:t xml:space="preserve"> </w:t>
-      </w:r>
-      <w:r>
-        <w:rPr>
-          <w:bCs/>
-          <w:b/>
-        </w:rPr>
-        <w:t xml:space="preserve">Phiên bản:</w:t>
-      </w:r>
-      <w:r>
-        <w:t xml:space="preserve"> </w:t>
-      </w:r>
-      <w:r>
-        <w:t xml:space="preserve">v1.2 (08/05/2026 — bao gồm Nhóm 1-8)</w:t>
-      </w:r>
-      <w:r>
-        <w:t xml:space="preserve"> </w:t>
-      </w:r>
-      <w:r>
-        <w:rPr>
-          <w:bCs/>
-          <w:b/>
-        </w:rPr>
-        <w:t xml:space="preserve">Tổng số mục:</w:t>
-      </w:r>
-      <w:r>
-        <w:t xml:space="preserve"> </w:t>
-      </w:r>
-      <w:r>
-        <w:t xml:space="preserve">68 thuật ngữ</w:t>
-      </w:r>
-      <w:r>
-        <w:t xml:space="preserve"> </w:t>
-      </w:r>
-      <w:r>
-        <w:rPr>
-          <w:bCs/>
-          <w:b/>
-        </w:rPr>
-        <w:t xml:space="preserve">Lưu ý:</w:t>
-      </w:r>
-      <w:r>
-        <w:t xml:space="preserve"> </w:t>
-      </w:r>
-      <w:r>
-        <w:t xml:space="preserve">Phụ lục H trong CĐ1 là bản rút gọn 50 mục cốt lõi (Nhóm 1-5 + lựa chọn từ Nhóm 6-8).</w:t>
-      </w:r>
-    </w:p>
-    <w:p>
-      <w:pPr>
-        <w:pStyle w:val="BodyText"/>
-      </w:pPr>
-      <w:r>
-        <w:t xml:space="preserve">ewpage</w:t>
-      </w:r>
-      <w:r>
-        <w:t xml:space="preserve"> </w:t>
-      </w:r>
-      <w:r>
-        <w:t xml:space="preserve">## Cách sử dụng</w:t>
-      </w:r>
-    </w:p>
-    <w:p>
-      <w:pPr>
-        <w:pStyle w:val="BodyText"/>
-      </w:pPr>
-      <w:r>
-        <w:rPr>
-          <w:bCs/>
-          <w:b/>
-        </w:rPr>
-        <w:t xml:space="preserve">Lần đầu xuất hiện trong bài:</w:t>
-      </w:r>
-      <w:r>
-        <w:t xml:space="preserve"> </w:t>
-      </w:r>
-      <w:r>
-        <w:t xml:space="preserve">Dùng cột</w:t>
-      </w:r>
-      <w:r>
-        <w:t xml:space="preserve"> </w:t>
-      </w:r>
-      <w:r>
-        <w:t xml:space="preserve">“</w:t>
-      </w:r>
-      <w:r>
-        <w:t xml:space="preserve">Cách viết lần đầu</w:t>
-      </w:r>
-      <w:r>
-        <w:t xml:space="preserve">”</w:t>
-      </w:r>
-      <w:r>
-        <w:t xml:space="preserve"> </w:t>
-      </w:r>
-      <w:r>
-        <w:t xml:space="preserve">— tiếng Việt + (tiếng Anh) hoặc tên đầy đủ + viết tắt.</w:t>
-      </w:r>
-    </w:p>
-    <w:p>
-      <w:pPr>
-        <w:pStyle w:val="BodyText"/>
-      </w:pPr>
-      <w:r>
-        <w:rPr>
-          <w:bCs/>
-          <w:b/>
-        </w:rPr>
-        <w:t xml:space="preserve">Các lần sau trong cùng chương:</w:t>
-      </w:r>
-      <w:r>
-        <w:t xml:space="preserve"> </w:t>
-      </w:r>
-      <w:r>
-        <w:t xml:space="preserve">Dùng cột</w:t>
-      </w:r>
-      <w:r>
-        <w:t xml:space="preserve"> </w:t>
-      </w:r>
-      <w:r>
-        <w:t xml:space="preserve">“</w:t>
-      </w:r>
-      <w:r>
-        <w:t xml:space="preserve">Từ viết tắt / Tên ngắn</w:t>
-      </w:r>
-      <w:r>
-        <w:t xml:space="preserve">”</w:t>
-      </w:r>
-      <w:r>
-        <w:t xml:space="preserve"> </w:t>
-      </w:r>
-      <w:r>
-        <w:t xml:space="preserve">— hoặc tiếng Việt ngắn, hoặc viết tắt.</w:t>
-      </w:r>
-    </w:p>
-    <w:p>
-      <w:pPr>
-        <w:pStyle w:val="BodyText"/>
-      </w:pPr>
-      <w:r>
-        <w:rPr>
-          <w:bCs/>
-          <w:b/>
-        </w:rPr>
-        <w:t xml:space="preserve">Đối chiếu quy ước:</w:t>
-      </w:r>
-      <w:r>
-        <w:t xml:space="preserve"> </w:t>
-      </w:r>
-      <w:r>
-        <w:t xml:space="preserve">Xem file</w:t>
-      </w:r>
-      <w:r>
-        <w:t xml:space="preserve"> </w:t>
-      </w:r>
-      <w:r>
-        <w:rPr>
-          <w:rStyle w:val="VerbatimChar"/>
-        </w:rPr>
-        <w:t xml:space="preserve">09_academic_writing_standards_vi.md</w:t>
-      </w:r>
-      <w:r>
-        <w:t xml:space="preserve"> </w:t>
-      </w:r>
-      <w:r>
-        <w:t xml:space="preserve">Section 4.1.</w:t>
-      </w:r>
-    </w:p>
-    <w:p>
-      <w:pPr>
-        <w:pStyle w:val="BodyText"/>
-      </w:pPr>
-      <w:r>
-        <w:t xml:space="preserve">ewpage</w:t>
-      </w:r>
-      <w:r>
-        <w:t xml:space="preserve"> </w:t>
-      </w:r>
-      <w:r>
-        <w:t xml:space="preserve">## Nhóm 1 — Khái niệm dữ liệu và phương pháp cơ bản</w:t>
-      </w:r>
-    </w:p>
-    <w:p>
-      <w:pPr>
-        <w:pStyle w:val="BodyText"/>
-      </w:pPr>
-      <w:r>
-        <w:rPr>
-          <w:iCs/>
-          <w:i/>
-        </w:rPr>
-        <w:t xml:space="preserve">Áp dụng cho: Phương pháp nghiên cứu (Ch.1 §1.3-§1.4), Phân tích dữ liệu (Ch.4), và toàn bộ luận án.</w:t>
       </w:r>
     </w:p>
     <w:tbl>
@@ -24622,32 +23738,6 @@
         </w:tc>
       </w:tr>
     </w:tbl>
-    <w:p>
-      <w:pPr>
-        <w:pStyle w:val="BodyText"/>
-      </w:pPr>
-      <w:r>
-        <w:t xml:space="preserve">ewpage</w:t>
-      </w:r>
-      <w:r>
-        <w:t xml:space="preserve"> </w:t>
-      </w:r>
-      <w:r>
-        <w:t xml:space="preserve">## Nhóm 2 — Chỉ số và cấu trúc đo lường (Construct &amp; Index)</w:t>
-      </w:r>
-    </w:p>
-    <w:p>
-      <w:pPr>
-        <w:pStyle w:val="BodyText"/>
-      </w:pPr>
-      <w:r>
-        <w:rPr>
-          <w:iCs/>
-          <w:i/>
-        </w:rPr>
-        <w:t xml:space="preserve">Áp dụng cho: Toàn bộ CĐ1 và các paper P3 Singapore, P4 Việt Nam, P5 Trung Quốc.</w:t>
-      </w:r>
-    </w:p>
     <w:tbl>
       <w:tblPr>
         <w:tblStyle w:val="Table"/>
@@ -25348,32 +24438,6 @@
         </w:tc>
       </w:tr>
     </w:tbl>
-    <w:p>
-      <w:pPr>
-        <w:pStyle w:val="BodyText"/>
-      </w:pPr>
-      <w:r>
-        <w:t xml:space="preserve">ewpage</w:t>
-      </w:r>
-      <w:r>
-        <w:t xml:space="preserve"> </w:t>
-      </w:r>
-      <w:r>
-        <w:t xml:space="preserve">## Nhóm 3 — Thuật ngữ thống kê và kinh tế lượng</w:t>
-      </w:r>
-    </w:p>
-    <w:p>
-      <w:pPr>
-        <w:pStyle w:val="BodyText"/>
-      </w:pPr>
-      <w:r>
-        <w:rPr>
-          <w:iCs/>
-          <w:i/>
-        </w:rPr>
-        <w:t xml:space="preserve">Áp dụng cho: Phương pháp luận (§1.4), Kết quả phân tích (Ch.4).</w:t>
-      </w:r>
-    </w:p>
     <w:tbl>
       <w:tblPr>
         <w:tblStyle w:val="Table"/>
@@ -26074,32 +25138,6 @@
         </w:tc>
       </w:tr>
     </w:tbl>
-    <w:p>
-      <w:pPr>
-        <w:pStyle w:val="BodyText"/>
-      </w:pPr>
-      <w:r>
-        <w:t xml:space="preserve">ewpage</w:t>
-      </w:r>
-      <w:r>
-        <w:t xml:space="preserve"> </w:t>
-      </w:r>
-      <w:r>
-        <w:t xml:space="preserve">## Nhóm 4 — Khái niệm đặc thù quốc tế hóa doanh nghiệp (IB-specific)</w:t>
-      </w:r>
-    </w:p>
-    <w:p>
-      <w:pPr>
-        <w:pStyle w:val="BodyText"/>
-      </w:pPr>
-      <w:r>
-        <w:rPr>
-          <w:iCs/>
-          <w:i/>
-        </w:rPr>
-        <w:t xml:space="preserve">Áp dụng cho: Cơ sở lý luận (Ch.2-3), Case studies (Ch.5).</w:t>
-      </w:r>
-    </w:p>
     <w:tbl>
       <w:tblPr>
         <w:tblStyle w:val="Table"/>
@@ -26800,32 +25838,6 @@
         </w:tc>
       </w:tr>
     </w:tbl>
-    <w:p>
-      <w:pPr>
-        <w:pStyle w:val="BodyText"/>
-      </w:pPr>
-      <w:r>
-        <w:t xml:space="preserve">ewpage</w:t>
-      </w:r>
-      <w:r>
-        <w:t xml:space="preserve"> </w:t>
-      </w:r>
-      <w:r>
-        <w:t xml:space="preserve">## Nhóm 5 — Phương pháp luận nghiên cứu</w:t>
-      </w:r>
-    </w:p>
-    <w:p>
-      <w:pPr>
-        <w:pStyle w:val="BodyText"/>
-      </w:pPr>
-      <w:r>
-        <w:rPr>
-          <w:iCs/>
-          <w:i/>
-        </w:rPr>
-        <w:t xml:space="preserve">Áp dụng cho: §1.3-§1.4 (Phương pháp), §4.8 (Industry framework), Ch.7 (Hàm ý).</w:t>
-      </w:r>
-    </w:p>
     <w:tbl>
       <w:tblPr>
         <w:tblStyle w:val="Table"/>
@@ -27526,32 +26538,6 @@
         </w:tc>
       </w:tr>
     </w:tbl>
-    <w:p>
-      <w:pPr>
-        <w:pStyle w:val="BodyText"/>
-      </w:pPr>
-      <w:r>
-        <w:t xml:space="preserve">ewpage</w:t>
-      </w:r>
-      <w:r>
-        <w:t xml:space="preserve"> </w:t>
-      </w:r>
-      <w:r>
-        <w:t xml:space="preserve">## Nhóm 6 — Thể chế và lý thuyết IB nâng cao</w:t>
-      </w:r>
-    </w:p>
-    <w:p>
-      <w:pPr>
-        <w:pStyle w:val="BodyText"/>
-      </w:pPr>
-      <w:r>
-        <w:rPr>
-          <w:iCs/>
-          <w:i/>
-        </w:rPr>
-        <w:t xml:space="preserve">Áp dụng cho: §1.5 (Đóng góp), §2 (Cơ sở lý luận), §4.8 (Industry framework). Được tích hợp từ Xu (2024) GSJ và Kafouros et al. (2023) GSJ.</w:t>
-      </w:r>
-    </w:p>
     <w:tbl>
       <w:tblPr>
         <w:tblStyle w:val="Table"/>
@@ -28128,32 +27114,6 @@
         </w:tc>
       </w:tr>
     </w:tbl>
-    <w:p>
-      <w:pPr>
-        <w:pStyle w:val="BodyText"/>
-      </w:pPr>
-      <w:r>
-        <w:t xml:space="preserve">ewpage</w:t>
-      </w:r>
-      <w:r>
-        <w:t xml:space="preserve"> </w:t>
-      </w:r>
-      <w:r>
-        <w:t xml:space="preserve">## Nhóm 7 — Thuật ngữ WBES và phân loại World Bank</w:t>
-      </w:r>
-    </w:p>
-    <w:p>
-      <w:pPr>
-        <w:pStyle w:val="BodyText"/>
-      </w:pPr>
-      <w:r>
-        <w:rPr>
-          <w:iCs/>
-          <w:i/>
-        </w:rPr>
-        <w:t xml:space="preserve">Áp dụng cho: §1.3-§1.4 (Phương pháp WBES), §4.4-§4.5 (Phân tích rào cản), §5.7 (PICs). Nguồn: World Bank Enterprise Survey methodology documentation.</w:t>
-      </w:r>
-    </w:p>
     <w:tbl>
       <w:tblPr>
         <w:tblStyle w:val="Table"/>
@@ -28730,32 +27690,6 @@
         </w:tc>
       </w:tr>
     </w:tbl>
-    <w:p>
-      <w:pPr>
-        <w:pStyle w:val="BodyText"/>
-      </w:pPr>
-      <w:r>
-        <w:t xml:space="preserve">ewpage</w:t>
-      </w:r>
-      <w:r>
-        <w:t xml:space="preserve"> </w:t>
-      </w:r>
-      <w:r>
-        <w:t xml:space="preserve">## Nhóm 8 — Kinh tế vĩ mô và chính sách thương mại</w:t>
-      </w:r>
-    </w:p>
-    <w:p>
-      <w:pPr>
-        <w:pStyle w:val="BodyText"/>
-      </w:pPr>
-      <w:r>
-        <w:rPr>
-          <w:iCs/>
-          <w:i/>
-        </w:rPr>
-        <w:t xml:space="preserve">Áp dụng cho: §1.1 (Bối cảnh), §5.3 (Vietnam case), §6 (Yếu tố giải thích), §7.3 (Hàm ý chính sách). Được tích hợp từ phân tích ADB Vietnam Economic Outlook 2026 và tác động thuế quan Mỹ.</w:t>
-      </w:r>
-    </w:p>
     <w:tbl>
       <w:tblPr>
         <w:tblStyle w:val="Table"/>
@@ -29084,54 +28018,6 @@
         </w:tc>
       </w:tr>
     </w:tbl>
-    <w:p>
-      <w:pPr>
-        <w:pStyle w:val="BodyText"/>
-      </w:pPr>
-      <w:r>
-        <w:t xml:space="preserve">ewpage</w:t>
-      </w:r>
-      <w:r>
-        <w:t xml:space="preserve"> </w:t>
-      </w:r>
-      <w:r>
-        <w:t xml:space="preserve">## Phụ lục — Từ ngữ Hán-Việt: Giữ và Thay thế</w:t>
-      </w:r>
-    </w:p>
-    <w:p>
-      <w:pPr>
-        <w:pStyle w:val="BodyText"/>
-      </w:pPr>
-      <w:r>
-        <w:rPr>
-          <w:iCs/>
-          <w:i/>
-        </w:rPr>
-        <w:t xml:space="preserve">Tham chiếu cho quy ước biên tập Anti-pattern 2 trong</w:t>
-      </w:r>
-      <w:r>
-        <w:rPr>
-          <w:iCs/>
-          <w:i/>
-        </w:rPr>
-        <w:t xml:space="preserve"> </w:t>
-      </w:r>
-      <w:r>
-        <w:rPr>
-          <w:rStyle w:val="VerbatimChar"/>
-          <w:iCs/>
-          <w:i/>
-        </w:rPr>
-        <w:t xml:space="preserve">09_academic_writing_standards_vi.md</w:t>
-      </w:r>
-      <w:r>
-        <w:rPr>
-          <w:iCs/>
-          <w:i/>
-        </w:rPr>
-        <w:t xml:space="preserve">.</w:t>
-      </w:r>
-    </w:p>
     <w:tbl>
       <w:tblPr>
         <w:tblStyle w:val="Table"/>
@@ -29452,38 +28338,6 @@
         </w:tc>
       </w:tr>
     </w:tbl>
-    <w:p>
-      <w:pPr>
-        <w:pStyle w:val="BodyText"/>
-      </w:pPr>
-      <w:r>
-        <w:rPr>
-          <w:iCs/>
-          <w:i/>
-        </w:rPr>
-        <w:t xml:space="preserve">Giữ nguyên:</w:t>
-      </w:r>
-      <w:r>
-        <w:t xml:space="preserve"> </w:t>
-      </w:r>
-      <w:r>
-        <w:t xml:space="preserve">nghiên cứu, phân tích, thể chế, năng lực, hiệu quả, doanh nghiệp, quốc tế hóa, tác động, đánh giá — đây là từ Hán-Việt phổ biến và chuẩn mực trong học thuật.</w:t>
-      </w:r>
-    </w:p>
-    <w:p>
-      <w:pPr>
-        <w:pStyle w:val="BodyText"/>
-      </w:pPr>
-      <w:r>
-        <w:t xml:space="preserve">ewpage</w:t>
-      </w:r>
-      <w:r>
-        <w:t xml:space="preserve"> </w:t>
-      </w:r>
-      <w:r>
-        <w:t xml:space="preserve">## Lịch sử phiên bản</w:t>
-      </w:r>
-    </w:p>
     <w:tbl>
       <w:tblPr>
         <w:tblStyle w:val="Table"/>
@@ -29652,14 +28506,6 @@
         </w:tc>
       </w:tr>
     </w:tbl>
-    <w:p>
-      <w:pPr>
-        <w:pStyle w:val="BodyText"/>
-      </w:pPr>
-      <w:r>
-        <w:t xml:space="preserve">ewpage</w:t>
-      </w:r>
-    </w:p>
     <w:bookmarkEnd w:id="71"/>
     <w:bookmarkEnd w:id="72"/>
     <w:sectPr>
